--- a/backend/FREQUÊNCIA ESTAGIÁRIOS - MODELO.docx
+++ b/backend/FREQUÊNCIA ESTAGIÁRIOS - MODELO.docx
@@ -6274,7 +6274,7 @@
       <w:headerReference w:type="default" r:id="rId6"/>
       <w:footerReference w:type="default" r:id="rId7"/>
       <w:pgSz w:w="11906" w:h="16838"/>
-      <w:pgMar w:top="568" w:right="567" w:bottom="1418" w:left="567" w:header="284" w:footer="709" w:gutter="0"/>
+      <w:pgMar w:top="2100" w:right="567" w:bottom="1418" w:left="567" w:header="284" w:footer="709" w:gutter="0"/>
       <w:cols w:space="708"/>
       <w:docGrid w:linePitch="360"/>
     </w:sectPr>
